--- a/db/lab_08/3311_arshin_bajmuhamedov_pasechny_db_lab08.docx
+++ b/db/lab_08/3311_arshin_bajmuhamedov_pasechny_db_lab08.docx
@@ -5896,6 +5896,7 @@
           <w:szCs w:val="28"/>
           <w:lang w:val="en-US"/>
         </w:rPr>
+        <w:lastRenderedPageBreak/>
         <w:t>Sales</w:t>
       </w:r>
       <w:r>
@@ -5961,7 +5962,6 @@
                 <w:szCs w:val="28"/>
                 <w:lang w:val="ru-RU"/>
               </w:rPr>
-              <w:lastRenderedPageBreak/>
               <w:t>Название параметра</w:t>
             </w:r>
           </w:p>
@@ -7735,6 +7735,7 @@
           <w:lang w:val="en-US" w:eastAsia="en-US"/>
           <w14:ligatures w14:val="standardContextual"/>
         </w:rPr>
+        <w:lastRenderedPageBreak/>
         <w:t>AS</w:t>
       </w:r>
     </w:p>
@@ -7795,7 +7796,6 @@
           <w:lang w:val="en-US" w:eastAsia="en-US"/>
           <w14:ligatures w14:val="standardContextual"/>
         </w:rPr>
-        <w:lastRenderedPageBreak/>
         <w:tab/>
       </w:r>
       <w:r>
@@ -10633,6 +10633,7 @@
           <w:lang w:val="en-US" w:eastAsia="en-US"/>
           <w14:ligatures w14:val="standardContextual"/>
         </w:rPr>
+        <w:lastRenderedPageBreak/>
         <w:tab/>
       </w:r>
       <w:r>
@@ -10803,7 +10804,6 @@
           <w:lang w:val="en-US" w:eastAsia="en-US"/>
           <w14:ligatures w14:val="standardContextual"/>
         </w:rPr>
-        <w:lastRenderedPageBreak/>
         <w:tab/>
       </w:r>
       <w:r>
@@ -10954,7 +10954,7 @@
           <w:rFonts w:ascii="Times New Roman" w:hAnsi="Times New Roman" w:cs="Times New Roman"/>
           <w:sz w:val="28"/>
           <w:szCs w:val="28"/>
-          <w:lang w:val="en-US"/>
+          <w:lang w:val="ru-RU"/>
         </w:rPr>
       </w:pPr>
       <w:r>
@@ -10997,7 +10997,7 @@
           <w:iCs/>
           <w:sz w:val="28"/>
           <w:szCs w:val="28"/>
-          <w:lang w:val="ru-RU"/>
+          <w:lang w:val="en-US"/>
         </w:rPr>
       </w:pPr>
       <w:r>
@@ -11930,7 +11930,7 @@
           <w:iCs/>
           <w:sz w:val="28"/>
           <w:szCs w:val="28"/>
-          <w:lang w:val="en-US"/>
+          <w:lang w:val="ru-RU"/>
         </w:rPr>
       </w:pPr>
       <w:r>
@@ -11953,127 +11953,67 @@
           <w:rFonts w:ascii="Times New Roman" w:hAnsi="Times New Roman" w:cs="Times New Roman"/>
           <w:sz w:val="28"/>
           <w:szCs w:val="28"/>
+          <w:lang w:val="ru-RU"/>
+        </w:rPr>
+      </w:pPr>
+      <w:r>
+        <w:rPr>
+          <w:rFonts w:ascii="Times New Roman" w:hAnsi="Times New Roman" w:cs="Times New Roman"/>
+          <w:sz w:val="28"/>
+          <w:szCs w:val="28"/>
+          <w:lang w:val="ru-RU"/>
+        </w:rPr>
+        <w:t>(Отсутствует имя столбца)</w:t>
+      </w:r>
+    </w:p>
+    <w:p>
+      <w:pPr>
+        <w:spacing w:line="360" w:lineRule="auto"/>
+        <w:jc w:val="both"/>
+        <w:rPr>
+          <w:rFonts w:ascii="Times New Roman" w:hAnsi="Times New Roman" w:cs="Times New Roman"/>
+          <w:sz w:val="28"/>
+          <w:szCs w:val="28"/>
+          <w:lang w:val="ru-RU"/>
+        </w:rPr>
+      </w:pPr>
+      <w:r>
+        <w:rPr>
+          <w:rFonts w:ascii="Times New Roman" w:hAnsi="Times New Roman" w:cs="Times New Roman"/>
+          <w:sz w:val="28"/>
+          <w:szCs w:val="28"/>
+          <w:lang w:val="ru-RU"/>
+        </w:rPr>
+        <w:t>17</w:t>
+      </w:r>
+    </w:p>
+    <w:p>
+      <w:pPr>
+        <w:spacing w:line="360" w:lineRule="auto"/>
+        <w:jc w:val="both"/>
+        <w:rPr>
+          <w:rFonts w:ascii="Times New Roman" w:hAnsi="Times New Roman" w:cs="Times New Roman"/>
+          <w:sz w:val="28"/>
+          <w:szCs w:val="28"/>
+          <w:lang w:val="ru-RU"/>
+        </w:rPr>
+      </w:pPr>
+      <w:r>
+        <w:rPr>
+          <w:rFonts w:ascii="Times New Roman" w:hAnsi="Times New Roman" w:cs="Times New Roman"/>
+          <w:sz w:val="28"/>
+          <w:szCs w:val="28"/>
+          <w:lang w:val="ru-RU"/>
+        </w:rPr>
+        <w:t>(Затронута 1</w:t>
+      </w:r>
+      <w:r>
+        <w:rPr>
+          <w:rFonts w:ascii="Times New Roman" w:hAnsi="Times New Roman" w:cs="Times New Roman"/>
+          <w:sz w:val="28"/>
+          <w:szCs w:val="28"/>
           <w:lang w:val="en-US"/>
         </w:rPr>
-      </w:pPr>
-      <w:r>
-        <w:rPr>
-          <w:rFonts w:ascii="Times New Roman" w:hAnsi="Times New Roman" w:cs="Times New Roman"/>
-          <w:sz w:val="28"/>
-          <w:szCs w:val="28"/>
-          <w:lang w:val="en-US"/>
-        </w:rPr>
-        <w:t>(</w:t>
-      </w:r>
-      <w:proofErr w:type="spellStart"/>
-      <w:r>
-        <w:rPr>
-          <w:rFonts w:ascii="Times New Roman" w:hAnsi="Times New Roman" w:cs="Times New Roman"/>
-          <w:sz w:val="28"/>
-          <w:szCs w:val="28"/>
-          <w:lang w:val="en-US"/>
-        </w:rPr>
-        <w:t>Отсутствует</w:t>
-      </w:r>
-      <w:proofErr w:type="spellEnd"/>
-      <w:r>
-        <w:rPr>
-          <w:rFonts w:ascii="Times New Roman" w:hAnsi="Times New Roman" w:cs="Times New Roman"/>
-          <w:sz w:val="28"/>
-          <w:szCs w:val="28"/>
-          <w:lang w:val="en-US"/>
-        </w:rPr>
-        <w:t xml:space="preserve"> </w:t>
-      </w:r>
-      <w:proofErr w:type="spellStart"/>
-      <w:r>
-        <w:rPr>
-          <w:rFonts w:ascii="Times New Roman" w:hAnsi="Times New Roman" w:cs="Times New Roman"/>
-          <w:sz w:val="28"/>
-          <w:szCs w:val="28"/>
-          <w:lang w:val="en-US"/>
-        </w:rPr>
-        <w:t>имя</w:t>
-      </w:r>
-      <w:proofErr w:type="spellEnd"/>
-      <w:r>
-        <w:rPr>
-          <w:rFonts w:ascii="Times New Roman" w:hAnsi="Times New Roman" w:cs="Times New Roman"/>
-          <w:sz w:val="28"/>
-          <w:szCs w:val="28"/>
-          <w:lang w:val="en-US"/>
-        </w:rPr>
-        <w:t xml:space="preserve"> </w:t>
-      </w:r>
-      <w:proofErr w:type="spellStart"/>
-      <w:r>
-        <w:rPr>
-          <w:rFonts w:ascii="Times New Roman" w:hAnsi="Times New Roman" w:cs="Times New Roman"/>
-          <w:sz w:val="28"/>
-          <w:szCs w:val="28"/>
-          <w:lang w:val="en-US"/>
-        </w:rPr>
-        <w:t>столбца</w:t>
-      </w:r>
-      <w:proofErr w:type="spellEnd"/>
-      <w:r>
-        <w:rPr>
-          <w:rFonts w:ascii="Times New Roman" w:hAnsi="Times New Roman" w:cs="Times New Roman"/>
-          <w:sz w:val="28"/>
-          <w:szCs w:val="28"/>
-          <w:lang w:val="en-US"/>
-        </w:rPr>
-        <w:t>)</w:t>
-      </w:r>
-    </w:p>
-    <w:p>
-      <w:pPr>
-        <w:spacing w:line="360" w:lineRule="auto"/>
-        <w:jc w:val="both"/>
-        <w:rPr>
-          <w:rFonts w:ascii="Times New Roman" w:hAnsi="Times New Roman" w:cs="Times New Roman"/>
-          <w:sz w:val="28"/>
-          <w:szCs w:val="28"/>
-          <w:lang w:val="en-US"/>
-        </w:rPr>
-      </w:pPr>
-      <w:r>
-        <w:rPr>
-          <w:rFonts w:ascii="Times New Roman" w:hAnsi="Times New Roman" w:cs="Times New Roman"/>
-          <w:sz w:val="28"/>
-          <w:szCs w:val="28"/>
-          <w:lang w:val="en-US"/>
-        </w:rPr>
-        <w:t>17</w:t>
-      </w:r>
-    </w:p>
-    <w:p>
-      <w:pPr>
-        <w:spacing w:line="360" w:lineRule="auto"/>
-        <w:jc w:val="both"/>
-        <w:rPr>
-          <w:rFonts w:ascii="Times New Roman" w:hAnsi="Times New Roman" w:cs="Times New Roman"/>
-          <w:sz w:val="28"/>
-          <w:szCs w:val="28"/>
-          <w:lang w:val="ru-RU"/>
-        </w:rPr>
-      </w:pPr>
-      <w:r>
-        <w:rPr>
-          <w:rFonts w:ascii="Times New Roman" w:hAnsi="Times New Roman" w:cs="Times New Roman"/>
-          <w:sz w:val="28"/>
-          <w:szCs w:val="28"/>
-          <w:lang w:val="ru-RU"/>
-        </w:rPr>
-        <w:t>(Затронута 1</w:t>
-      </w:r>
-      <w:r>
-        <w:rPr>
-          <w:rFonts w:ascii="Times New Roman" w:hAnsi="Times New Roman" w:cs="Times New Roman"/>
-          <w:sz w:val="28"/>
-          <w:szCs w:val="28"/>
-          <w:lang w:val="en-US"/>
-        </w:rPr>
         <w:t> </w:t>
       </w:r>
       <w:r>
@@ -12104,6 +12044,7 @@
           <w:szCs w:val="28"/>
           <w:lang w:val="ru-RU"/>
         </w:rPr>
+        <w:lastRenderedPageBreak/>
         <w:t>(Затронута 1</w:t>
       </w:r>
       <w:r>
@@ -12235,7 +12176,7 @@
           <w:sz w:val="28"/>
           <w:szCs w:val="28"/>
           <w:highlight w:val="white"/>
-          <w:lang w:val="en-US" w:eastAsia="en-US"/>
+          <w:lang w:val="ru-RU" w:eastAsia="en-US"/>
           <w14:ligatures w14:val="standardContextual"/>
         </w:rPr>
       </w:pPr>
@@ -12258,10 +12199,34 @@
           <w:sz w:val="28"/>
           <w:szCs w:val="28"/>
           <w:highlight w:val="white"/>
-          <w:lang w:val="en-US" w:eastAsia="en-US"/>
-          <w14:ligatures w14:val="standardContextual"/>
-        </w:rPr>
-        <w:t xml:space="preserve"> @StartDate </w:t>
+          <w:lang w:val="ru-RU" w:eastAsia="en-US"/>
+          <w14:ligatures w14:val="standardContextual"/>
+        </w:rPr>
+        <w:t xml:space="preserve"> @</w:t>
+      </w:r>
+      <w:r>
+        <w:rPr>
+          <w:rFonts w:ascii="Times New Roman" w:eastAsiaTheme="minorHAnsi" w:hAnsi="Times New Roman" w:cs="Times New Roman"/>
+          <w:color w:val="000000"/>
+          <w:sz w:val="28"/>
+          <w:szCs w:val="28"/>
+          <w:highlight w:val="white"/>
+          <w:lang w:val="en-US" w:eastAsia="en-US"/>
+          <w14:ligatures w14:val="standardContextual"/>
+        </w:rPr>
+        <w:t>StartDate</w:t>
+      </w:r>
+      <w:r>
+        <w:rPr>
+          <w:rFonts w:ascii="Times New Roman" w:eastAsiaTheme="minorHAnsi" w:hAnsi="Times New Roman" w:cs="Times New Roman"/>
+          <w:color w:val="000000"/>
+          <w:sz w:val="28"/>
+          <w:szCs w:val="28"/>
+          <w:highlight w:val="white"/>
+          <w:lang w:val="ru-RU" w:eastAsia="en-US"/>
+          <w14:ligatures w14:val="standardContextual"/>
+        </w:rPr>
+        <w:t xml:space="preserve"> </w:t>
       </w:r>
       <w:r>
         <w:rPr>
@@ -12282,7 +12247,7 @@
           <w:sz w:val="28"/>
           <w:szCs w:val="28"/>
           <w:highlight w:val="white"/>
-          <w:lang w:val="en-US" w:eastAsia="en-US"/>
+          <w:lang w:val="ru-RU" w:eastAsia="en-US"/>
           <w14:ligatures w14:val="standardContextual"/>
         </w:rPr>
         <w:t>,</w:t>
@@ -12294,10 +12259,34 @@
           <w:sz w:val="28"/>
           <w:szCs w:val="28"/>
           <w:highlight w:val="white"/>
-          <w:lang w:val="en-US" w:eastAsia="en-US"/>
-          <w14:ligatures w14:val="standardContextual"/>
-        </w:rPr>
-        <w:t xml:space="preserve"> @EndDate </w:t>
+          <w:lang w:val="ru-RU" w:eastAsia="en-US"/>
+          <w14:ligatures w14:val="standardContextual"/>
+        </w:rPr>
+        <w:t xml:space="preserve"> @</w:t>
+      </w:r>
+      <w:r>
+        <w:rPr>
+          <w:rFonts w:ascii="Times New Roman" w:eastAsiaTheme="minorHAnsi" w:hAnsi="Times New Roman" w:cs="Times New Roman"/>
+          <w:color w:val="000000"/>
+          <w:sz w:val="28"/>
+          <w:szCs w:val="28"/>
+          <w:highlight w:val="white"/>
+          <w:lang w:val="en-US" w:eastAsia="en-US"/>
+          <w14:ligatures w14:val="standardContextual"/>
+        </w:rPr>
+        <w:t>EndDate</w:t>
+      </w:r>
+      <w:r>
+        <w:rPr>
+          <w:rFonts w:ascii="Times New Roman" w:eastAsiaTheme="minorHAnsi" w:hAnsi="Times New Roman" w:cs="Times New Roman"/>
+          <w:color w:val="000000"/>
+          <w:sz w:val="28"/>
+          <w:szCs w:val="28"/>
+          <w:highlight w:val="white"/>
+          <w:lang w:val="ru-RU" w:eastAsia="en-US"/>
+          <w14:ligatures w14:val="standardContextual"/>
+        </w:rPr>
+        <w:t xml:space="preserve"> </w:t>
       </w:r>
       <w:r>
         <w:rPr>
@@ -13613,6 +13602,7 @@
       <w:r>
         <w:rPr>
           <w:rFonts w:ascii="Times New Roman" w:hAnsi="Times New Roman" w:cs="Times New Roman"/>
+          <w:noProof/>
           <w:sz w:val="28"/>
           <w:szCs w:val="28"/>
           <w:lang w:val="en-US"/>
@@ -13674,38 +13664,117 @@
           <w:rFonts w:ascii="Times New Roman" w:hAnsi="Times New Roman" w:cs="Times New Roman"/>
           <w:sz w:val="28"/>
           <w:szCs w:val="28"/>
+          <w:lang w:val="ru-RU"/>
+        </w:rPr>
+      </w:pPr>
+      <w:r>
+        <w:rPr>
+          <w:rFonts w:ascii="Times New Roman" w:hAnsi="Times New Roman" w:cs="Times New Roman"/>
+          <w:sz w:val="28"/>
+          <w:szCs w:val="28"/>
+          <w:lang w:val="ru-RU"/>
+        </w:rPr>
+        <w:t>(Затронуто строк: 0)</w:t>
+      </w:r>
+    </w:p>
+    <w:p>
+      <w:pPr>
+        <w:spacing w:line="360" w:lineRule="auto"/>
+        <w:jc w:val="both"/>
+        <w:rPr>
+          <w:rFonts w:ascii="Times New Roman" w:hAnsi="Times New Roman" w:cs="Times New Roman"/>
+          <w:sz w:val="28"/>
+          <w:szCs w:val="28"/>
+          <w:lang w:val="ru-RU"/>
+        </w:rPr>
+      </w:pPr>
+      <w:r>
+        <w:rPr>
+          <w:rFonts w:ascii="Times New Roman" w:hAnsi="Times New Roman" w:cs="Times New Roman"/>
+          <w:sz w:val="28"/>
+          <w:szCs w:val="28"/>
+          <w:lang w:val="ru-RU"/>
+        </w:rPr>
+        <w:t>(Затронута 1</w:t>
+      </w:r>
+      <w:r>
+        <w:rPr>
+          <w:rFonts w:ascii="Times New Roman" w:hAnsi="Times New Roman" w:cs="Times New Roman"/>
+          <w:sz w:val="28"/>
+          <w:szCs w:val="28"/>
           <w:lang w:val="en-US"/>
         </w:rPr>
-      </w:pPr>
-      <w:r>
-        <w:rPr>
-          <w:rFonts w:ascii="Times New Roman" w:hAnsi="Times New Roman" w:cs="Times New Roman"/>
-          <w:sz w:val="28"/>
-          <w:szCs w:val="28"/>
-          <w:lang w:val="ru-RU"/>
-        </w:rPr>
-        <w:t>(Затронуто строк: 0)</w:t>
-      </w:r>
-    </w:p>
-    <w:p>
-      <w:pPr>
-        <w:spacing w:line="360" w:lineRule="auto"/>
-        <w:jc w:val="both"/>
+        <w:t> </w:t>
+      </w:r>
+      <w:r>
+        <w:rPr>
+          <w:rFonts w:ascii="Times New Roman" w:hAnsi="Times New Roman" w:cs="Times New Roman"/>
+          <w:sz w:val="28"/>
+          <w:szCs w:val="28"/>
+          <w:lang w:val="ru-RU"/>
+        </w:rPr>
+        <w:t>строка)</w:t>
+      </w:r>
+    </w:p>
+    <w:p>
+      <w:pPr>
+        <w:spacing w:line="360" w:lineRule="auto"/>
+        <w:jc w:val="both"/>
+        <w:rPr>
+          <w:rFonts w:ascii="Times New Roman" w:hAnsi="Times New Roman" w:cs="Times New Roman"/>
+          <w:sz w:val="28"/>
+          <w:szCs w:val="28"/>
+          <w:lang w:val="ru-RU"/>
+        </w:rPr>
+      </w:pPr>
+      <w:r>
+        <w:rPr>
+          <w:rFonts w:ascii="Times New Roman" w:hAnsi="Times New Roman" w:cs="Times New Roman"/>
+          <w:sz w:val="28"/>
+          <w:szCs w:val="28"/>
+          <w:lang w:val="ru-RU"/>
+        </w:rPr>
+        <w:lastRenderedPageBreak/>
+        <w:t>(Затронута 1</w:t>
+      </w:r>
+      <w:r>
         <w:rPr>
           <w:rFonts w:ascii="Times New Roman" w:hAnsi="Times New Roman" w:cs="Times New Roman"/>
           <w:sz w:val="28"/>
           <w:szCs w:val="28"/>
           <w:lang w:val="en-US"/>
         </w:rPr>
-      </w:pPr>
-      <w:r>
-        <w:rPr>
-          <w:rFonts w:ascii="Times New Roman" w:hAnsi="Times New Roman" w:cs="Times New Roman"/>
-          <w:sz w:val="28"/>
-          <w:szCs w:val="28"/>
-          <w:lang w:val="ru-RU"/>
-        </w:rPr>
-        <w:t>(Затронута 1</w:t>
+        <w:t> </w:t>
+      </w:r>
+      <w:r>
+        <w:rPr>
+          <w:rFonts w:ascii="Times New Roman" w:hAnsi="Times New Roman" w:cs="Times New Roman"/>
+          <w:sz w:val="28"/>
+          <w:szCs w:val="28"/>
+          <w:lang w:val="ru-RU"/>
+        </w:rPr>
+        <w:t>строка)</w:t>
+      </w:r>
+    </w:p>
+    <w:p>
+      <w:pPr>
+        <w:spacing w:line="360" w:lineRule="auto"/>
+        <w:jc w:val="both"/>
+        <w:rPr>
+          <w:rFonts w:ascii="Times New Roman" w:hAnsi="Times New Roman" w:cs="Times New Roman"/>
+          <w:sz w:val="28"/>
+          <w:szCs w:val="28"/>
+          <w:lang w:val="ru-RU"/>
+        </w:rPr>
+      </w:pPr>
+      <w:r>
+        <w:rPr>
+          <w:rFonts w:ascii="Times New Roman" w:hAnsi="Times New Roman" w:cs="Times New Roman"/>
+          <w:sz w:val="28"/>
+          <w:szCs w:val="28"/>
+          <w:lang w:val="ru-RU"/>
+        </w:rPr>
+        <w:t>Время выполнения: 2025-10-19</w:t>
       </w:r>
       <w:r>
         <w:rPr>
@@ -13714,118 +13783,27 @@
           <w:szCs w:val="28"/>
           <w:lang w:val="en-US"/>
         </w:rPr>
-        <w:t> </w:t>
-      </w:r>
-      <w:r>
-        <w:rPr>
-          <w:rFonts w:ascii="Times New Roman" w:hAnsi="Times New Roman" w:cs="Times New Roman"/>
-          <w:sz w:val="28"/>
-          <w:szCs w:val="28"/>
-          <w:lang w:val="ru-RU"/>
-        </w:rPr>
-        <w:t>строка)</w:t>
-      </w:r>
-    </w:p>
-    <w:p>
-      <w:pPr>
-        <w:spacing w:line="360" w:lineRule="auto"/>
-        <w:jc w:val="both"/>
-        <w:rPr>
-          <w:rFonts w:ascii="Times New Roman" w:hAnsi="Times New Roman" w:cs="Times New Roman"/>
-          <w:sz w:val="28"/>
-          <w:szCs w:val="28"/>
-          <w:lang w:val="en-US"/>
-        </w:rPr>
-      </w:pPr>
-      <w:r>
-        <w:rPr>
-          <w:rFonts w:ascii="Times New Roman" w:hAnsi="Times New Roman" w:cs="Times New Roman"/>
-          <w:sz w:val="28"/>
-          <w:szCs w:val="28"/>
-          <w:lang w:val="ru-RU"/>
-        </w:rPr>
-        <w:t>(Затронута 1</w:t>
-      </w:r>
-      <w:r>
-        <w:rPr>
-          <w:rFonts w:ascii="Times New Roman" w:hAnsi="Times New Roman" w:cs="Times New Roman"/>
-          <w:sz w:val="28"/>
-          <w:szCs w:val="28"/>
-          <w:lang w:val="en-US"/>
-        </w:rPr>
-        <w:t> </w:t>
-      </w:r>
-      <w:r>
-        <w:rPr>
-          <w:rFonts w:ascii="Times New Roman" w:hAnsi="Times New Roman" w:cs="Times New Roman"/>
-          <w:sz w:val="28"/>
-          <w:szCs w:val="28"/>
-          <w:lang w:val="ru-RU"/>
-        </w:rPr>
-        <w:t>строка)</w:t>
-      </w:r>
-    </w:p>
-    <w:p>
-      <w:pPr>
-        <w:spacing w:line="360" w:lineRule="auto"/>
-        <w:jc w:val="both"/>
-        <w:rPr>
-          <w:rFonts w:ascii="Times New Roman" w:hAnsi="Times New Roman" w:cs="Times New Roman"/>
-          <w:sz w:val="28"/>
-          <w:szCs w:val="28"/>
-          <w:lang w:val="en-US"/>
-        </w:rPr>
-      </w:pPr>
-      <w:proofErr w:type="spellStart"/>
-      <w:r>
-        <w:rPr>
-          <w:rFonts w:ascii="Times New Roman" w:hAnsi="Times New Roman" w:cs="Times New Roman"/>
-          <w:sz w:val="28"/>
-          <w:szCs w:val="28"/>
-          <w:lang w:val="en-US"/>
-        </w:rPr>
-        <w:t>Время</w:t>
-      </w:r>
-      <w:proofErr w:type="spellEnd"/>
-      <w:r>
-        <w:rPr>
-          <w:rFonts w:ascii="Times New Roman" w:hAnsi="Times New Roman" w:cs="Times New Roman"/>
-          <w:sz w:val="28"/>
-          <w:szCs w:val="28"/>
-          <w:lang w:val="en-US"/>
-        </w:rPr>
-        <w:t xml:space="preserve"> </w:t>
-      </w:r>
-      <w:proofErr w:type="spellStart"/>
-      <w:r>
-        <w:rPr>
-          <w:rFonts w:ascii="Times New Roman" w:hAnsi="Times New Roman" w:cs="Times New Roman"/>
-          <w:sz w:val="28"/>
-          <w:szCs w:val="28"/>
-          <w:lang w:val="en-US"/>
-        </w:rPr>
-        <w:t>выполнения</w:t>
-      </w:r>
-      <w:proofErr w:type="spellEnd"/>
-      <w:r>
-        <w:rPr>
-          <w:rFonts w:ascii="Times New Roman" w:hAnsi="Times New Roman" w:cs="Times New Roman"/>
-          <w:sz w:val="28"/>
-          <w:szCs w:val="28"/>
-          <w:lang w:val="en-US"/>
-        </w:rPr>
-        <w:t>: 2025-10-19T11:03:03.5336528+03:00</w:t>
-      </w:r>
-    </w:p>
-    <w:p>
-      <w:pPr>
-        <w:spacing w:line="360" w:lineRule="auto"/>
-        <w:jc w:val="both"/>
-        <w:rPr>
-          <w:rFonts w:ascii="Times New Roman" w:hAnsi="Times New Roman" w:cs="Times New Roman"/>
-          <w:sz w:val="28"/>
-          <w:szCs w:val="28"/>
-          <w:lang w:val="en-US"/>
+        <w:t>T</w:t>
+      </w:r>
+      <w:r>
+        <w:rPr>
+          <w:rFonts w:ascii="Times New Roman" w:hAnsi="Times New Roman" w:cs="Times New Roman"/>
+          <w:sz w:val="28"/>
+          <w:szCs w:val="28"/>
+          <w:lang w:val="ru-RU"/>
+        </w:rPr>
+        <w:t>11:03:03.5336528+03:00</w:t>
+      </w:r>
+    </w:p>
+    <w:p>
+      <w:pPr>
+        <w:spacing w:line="360" w:lineRule="auto"/>
+        <w:jc w:val="both"/>
+        <w:rPr>
+          <w:rFonts w:ascii="Times New Roman" w:hAnsi="Times New Roman" w:cs="Times New Roman"/>
+          <w:sz w:val="28"/>
+          <w:szCs w:val="28"/>
+          <w:lang w:val="ru-RU"/>
         </w:rPr>
       </w:pPr>
     </w:p>
@@ -13963,9 +13941,11 @@
       </w:r>
     </w:p>
     <w:sectPr>
+      <w:footerReference w:type="default" r:id="rId12"/>
       <w:pgSz w:w="11906" w:h="16838"/>
       <w:pgMar w:top="1134" w:right="850" w:bottom="1134" w:left="1701" w:header="708" w:footer="708" w:gutter="0"/>
       <w:cols w:space="708"/>
+      <w:titlePg/>
       <w:docGrid w:linePitch="360"/>
     </w:sectPr>
   </w:body>
@@ -13995,6 +13975,51 @@
     </w:p>
   </w:endnote>
 </w:endnotes>
+</file>
+
+<file path=word/footer1.xml><?xml version="1.0" encoding="utf-8"?>
+<w:ftr xmlns:wpc="http://schemas.microsoft.com/office/word/2010/wordprocessingCanvas" xmlns:cx="http://schemas.microsoft.com/office/drawing/2014/chartex" xmlns:cx1="http://schemas.microsoft.com/office/drawing/2015/9/8/chartex" xmlns:cx2="http://schemas.microsoft.com/office/drawing/2015/10/21/chartex" xmlns:cx3="http://schemas.microsoft.com/office/drawing/2016/5/9/chartex" xmlns:cx4="http://schemas.microsoft.com/office/drawing/2016/5/10/chartex" xmlns:cx5="http://schemas.microsoft.com/office/drawing/2016/5/11/chartex" xmlns:cx6="http://schemas.microsoft.com/office/drawing/2016/5/12/chartex" xmlns:cx7="http://schemas.microsoft.com/office/drawing/2016/5/13/chartex" xmlns:cx8="http://schemas.microsoft.com/office/drawing/2016/5/14/chartex" xmlns:mc="http://schemas.openxmlformats.org/markup-compatibility/2006" xmlns:aink="http://schemas.microsoft.com/office/drawing/2016/ink" xmlns:am3d="http://schemas.microsoft.com/office/drawing/2017/model3d" xmlns:o="urn:schemas-microsoft-com:office:office" xmlns:oel="http://schemas.microsoft.com/office/2019/extlst" xmlns:r="http://schemas.openxmlformats.org/officeDocument/2006/relationships" xmlns:m="http://schemas.openxmlformats.org/officeDocument/2006/math" xmlns:v="urn:schemas-microsoft-com:vml" xmlns:wp14="http://schemas.microsoft.com/office/word/2010/wordprocessingDrawing" xmlns:wp="http://schemas.openxmlformats.org/drawingml/2006/wordprocessingDrawing" xmlns:w10="urn:schemas-microsoft-com:office:word" xmlns:w="http://schemas.openxmlformats.org/wordprocessingml/2006/main" xmlns:w14="http://schemas.microsoft.com/office/word/2010/wordml" xmlns:w15="http://schemas.microsoft.com/office/word/2012/wordml" xmlns:w16cex="http://schemas.microsoft.com/office/word/2018/wordml/cex" xmlns:w16cid="http://schemas.microsoft.com/office/word/2016/wordml/cid" xmlns:w16="http://schemas.microsoft.com/office/word/2018/wordml" xmlns:w16du="http://schemas.microsoft.com/office/word/2023/wordml/word16du" xmlns:w16sdtdh="http://schemas.microsoft.com/office/word/2020/wordml/sdtdatahash" xmlns:w16sdtfl="http://schemas.microsoft.com/office/word/2024/wordml/sdtformatlock" xmlns:w16se="http://schemas.microsoft.com/office/word/2015/wordml/symex" xmlns:wpg="http://schemas.microsoft.com/office/word/2010/wordprocessingGroup" xmlns:wpi="http://schemas.microsoft.com/office/word/2010/wordprocessingInk" xmlns:wne="http://schemas.microsoft.com/office/word/2006/wordml" xmlns:wps="http://schemas.microsoft.com/office/word/2010/wordprocessingShape" mc:Ignorable="w14 w15 w16se w16cid w16 w16cex w16sdtdh w16sdtfl w16du wp14">
+  <w:sdt>
+    <w:sdtPr>
+      <w:id w:val="-1194075389"/>
+      <w:docPartObj>
+        <w:docPartGallery w:val="Page Numbers (Bottom of Page)"/>
+        <w:docPartUnique/>
+      </w:docPartObj>
+    </w:sdtPr>
+    <w:sdtContent>
+      <w:p>
+        <w:pPr>
+          <w:pStyle w:val="af0"/>
+          <w:jc w:val="center"/>
+        </w:pPr>
+        <w:r>
+          <w:fldChar w:fldCharType="begin"/>
+        </w:r>
+        <w:r>
+          <w:instrText>PAGE   \* MERGEFORMAT</w:instrText>
+        </w:r>
+        <w:r>
+          <w:fldChar w:fldCharType="separate"/>
+        </w:r>
+        <w:r>
+          <w:rPr>
+            <w:lang w:val="ru-RU"/>
+          </w:rPr>
+          <w:t>2</w:t>
+        </w:r>
+        <w:r>
+          <w:fldChar w:fldCharType="end"/>
+        </w:r>
+      </w:p>
+    </w:sdtContent>
+  </w:sdt>
+  <w:p>
+    <w:pPr>
+      <w:pStyle w:val="af0"/>
+    </w:pPr>
+  </w:p>
+</w:ftr>
 </file>
 
 <file path=word/footnotes.xml><?xml version="1.0" encoding="utf-8"?>
